--- a/example_articles/states/Kentucky/1.states_Kentucky_New_York_Times.docx
+++ b/example_articles/states/Kentucky/1.states_Kentucky_New_York_Times.docx
@@ -27,17 +27,17 @@
     </w:p>
     <w:p>
       <w:r>
-        <w:t>Source File: NYT/15.DOCX</w:t>
+        <w:t>Source file: NYT/15.DOCX</w:t>
       </w:r>
     </w:p>
     <w:p>
       <w:r>
-        <w:t>Raw locations result: ['Kentucky']</w:t>
+        <w:t>Raw locations result, 'locations': ['Kentucky']</w:t>
       </w:r>
     </w:p>
     <w:p>
       <w:r>
-        <w:t>states_stand_flat (Standardized): Kentucky</w:t>
+        <w:t>Standardized locations result, 'states_stand_flat': Kentucky</w:t>
       </w:r>
     </w:p>
     <w:p>

--- a/example_articles/states/Kentucky/1.states_Kentucky_New_York_Times.docx
+++ b/example_articles/states/Kentucky/1.states_Kentucky_New_York_Times.docx
@@ -7,7 +7,7 @@
         <w:pStyle w:val="Heading1"/>
       </w:pPr>
       <w:r>
-        <w:t>Congressional Republicans Project Unity</w:t>
+        <w:t>The Third Woman of 'Thelma and Louise'</w:t>
       </w:r>
     </w:p>
     <w:p>
@@ -17,17 +17,17 @@
     </w:p>
     <w:p>
       <w:r>
-        <w:t>Date: 2016-11-16</w:t>
+        <w:t>Date: 1991-06-05</w:t>
       </w:r>
     </w:p>
     <w:p>
       <w:r>
-        <w:t>Section: Section A; Column 0; National Desk; Pg. 15</w:t>
+        <w:t>Section: Section C;; Section C; Page 21; Column 3; Cultural Desk; Column 3;</w:t>
       </w:r>
     </w:p>
     <w:p>
       <w:r>
-        <w:t>Source file: NYT/15.DOCX</w:t>
+        <w:t>Source file: NYT/51.DOCX</w:t>
       </w:r>
     </w:p>
     <w:p>
@@ -49,50 +49,59 @@
     </w:p>
     <w:p>
       <w:r>
-        <w:t>WASHINGTON -- Congressional Republicans, donning ''Make America Great Again'' hats on Tuesday, celebrated their impending control of government, sidestepping questions about disarray in President-elect Donald J. Trump's transition efforts while Democrats struggled to unify behind their leadership after a brutal election defeat.</w:t>
+        <w:t>One day in late 1987, Callie Khouri, a producer of pop-music videos who had never written a film script, picked up her notebook and wrote: "Screenplay idea: two women go on a crime spree. They're leaving town, both leaving behind their jobs and families. They kill a guy, rob a store, get hooked up with a young guy."</w:t>
         <w:br/>
-        <w:t xml:space="preserve">''Welcome to the dawn of a new unified Republican government,'' Speaker Paul D. Ryan said at a news conference Tuesday after a meeting with House Republicans. ''This will be a government focused on turning President-elect Trump's victory into real progress for the American people.'' </w:t>
+        <w:t>The odds were stacked against her, but Ms. Khouri's initial jottings found their way to the screen as "Thelma and Louise," starring Susan Sarandon and Geena Davis as a pair of Arkansas women on the lam from the law and the men in their lives. Giving a feminine twist to a pair of all-too-familiar Hollywood genres, the road picture and the buddy picture, the film has received outstanding reviews and quickly become an audience favorite, earning $12 million in less than two weeks.</w:t>
         <w:br/>
-        <w:t xml:space="preserve">  Mr. Ryan, whose renomination was unanimous, deflected questions about Mr. Trump's selection of Stephen K. Bannon, the former chairman of Breitbart News with ties to hard-right nationalists, as his chief strategist, and questions about the role of Mr. Trump's children in the new administration.</w:t>
+        <w:t>But "Thelma and Louise," directed by Ridley Scott, is more than simply the first sleeper hit of the summer movie season or a personal triumph for Ms. Khouri. It has also, to her astonishment, become the center of a growing polemic. Gossip columnists, talk-show hosts and a slew of others have attacked it for what they say is gratuitous violence, for its poor female role models and for deliberately presenting men in the worst possible light.</w:t>
         <w:br/>
-        <w:t xml:space="preserve">  Mr. Trump ''is so successful because he's surrounded himself with good people,'' Mr. Ryan said. As for Mr. Bannon, who has relentlessly attacked Mr. Ryan, he said, smiling stiffly, ''I'm not looking backward.''</w:t>
+        <w:t xml:space="preserve"> </w:t>
         <w:br/>
-        <w:t xml:space="preserve">  Representative Nancy Pelosi of California, who has led House Democrats since 2003, found herself facing unexpected pushback in her own re-election efforts. She postponed a vote that had been scheduled for Thursday until Nov. 30, yielding to the demands of members who asked for more time to reassess.</w:t>
+        <w:t>Feminism or Male-Bashing?</w:t>
         <w:br/>
-        <w:t xml:space="preserve">  The delay is likely to favor Ms. Pelosi, who will have time to remind members of the money she has raised for them over the years and consolidate her support, which runs deep, especially among the women in her caucus. But the building unease with the status quo in their ranks was clear on Tuesday, members said.</w:t>
+        <w:t xml:space="preserve"> "I hear people getting their knickers in a big twist about what this movie is supposed to be," Ms. Khouri said in an interview the other day at her home here. "There's so much talk about whether it's a feminist screenplay, whether it's a male-bashing movie. It's none of those things. I am a feminist, so clearly it is going to have my point of view. But this is a movie about outlaws, and it's not fair to judge it in terms of feminism."</w:t>
         <w:br/>
-        <w:t xml:space="preserve">  Before a tense meeting with members, some had urged Representative Tim Ryan of Ohio, 43, to challenge Ms. Pelosi, 76. He has not yet decided whether to run against her.</w:t>
+        <w:t>"People say Thelma and Louise are not role models," she continued. "Well, they were never intended as role models, for God's sake. I don't want anybody doing anything they saw in this movie. They are outlaws who should be punished and are. I do not justify their actions."</w:t>
         <w:br/>
-        <w:t xml:space="preserve">  Representative Marcy Kaptur,an Ohio Democrat who once challenged Ms. Pelosi, said she had previously signed a letter expressing support for her but noted that she would be willing to take a second look at someone from the Rust Belt, where Hillary Clinton lost in what had been Democratic strongholds in presidential elections. ''I ran against her for this very reason, that our region needed more voice,'' Ms. Kaptur said.</w:t>
+        <w:t>Ms. Khouri credits her husband, the writer and producer David Warfield, for originating what she thinks is the most accurate description of "Thelma and Louise": '9 to 5' meets 'Easy Rider.' " That a controversy has erupted around her film, and not the countless others like it that have featured male characters breaking all the rules, smacks of a double standard, she said.</w:t>
         <w:br/>
-        <w:t xml:space="preserve">  Ms. Pelosi called a meeting with other party leaders Tuesday afternoon, and several senior Democrats said there was a jittery feeling in her camp.</w:t>
+        <w:t>"Here we are in an age when a guy like Andrew Dice Clay is filling Madison Square Garden, and they're asking me if I'm writing a feminist revenge flick," she said incredulously. "It just seems ludicrous in the face of all that's going on out there to ask whether this is hostile toward men. I don't think that it is. I think it is hostile toward idiots."</w:t>
         <w:br/>
-        <w:t xml:space="preserve">  ''We just got a shellacking last Tuesday,'' said Representative G.K. Butterfield, Democrat of North Carolina and the chairman of the Congressional Black Caucus. ''We got an unexpected defeat, and we've got to recalibrate and decide how we go forward.''</w:t>
+        <w:t>The "Thelma and Louise" script was, in fact, a conscious effort to counter what Ms. Khouri said she sees as Hollywood's tendency to limit women's roles to easily identifiable types such as "bimbos, whores and nagging wives." Writing over a six-month period while continuing to produce pop-music videos, occasionally consulting a how-to-write-a-screenplay book for guidance, Ms. Khouri strove for a delicate balance of humor and social commentary.</w:t>
         <w:br/>
-        <w:t xml:space="preserve">  Democrats were especially stung by Mrs. Clinton's loss among working-class voters. ''We're the party of Franklin Roosevelt,'' said Representative Brendan Boyle of Pennsylvania. ''We should not be struggling as a party the way we are with working-class voters. And the fact that we are signals that we need to talk.''</w:t>
+        <w:t>"I did want the movie to be fun, and for people to laugh," she said. "But I also wanted, as a woman, to walk out of the theater not feeling dirty and worthless, for a change, not feeling like I had compromised the character of women, because that is one area where women really get shortchanged in movies. So many times you go to the movies, and what woman up there would you want to be? None of them."</w:t>
         <w:br/>
-        <w:t xml:space="preserve">  The battle reflects a larger debate within the Democratic Party -- being played out in its choice for the next chairman of the Democratic National Committee -- pitting those who want to rebuild the base of President Obama's support among newer and more diverse voters and those who want to court anew the party's white working-class voters, especially in the Midwest.</w:t>
+        <w:t>An inveterate filmgoer, Ms. Khouri vividly recalls some experiences with particular distaste. She was appalled, she said, by "Beverly Hills Cop II," particularly "when that guy is being chased around by Brigitte Nielsen, and he finally shoots her in the head and says, 'Women!' The audience went crazy. It's not that it offended me; it scared me."</w:t>
         <w:br/>
-        <w:t xml:space="preserve">  Among Republicans, there was ambiguity of a different sort as they struggled to determine who was in charge of Mr. Trump's policy agenda. For now, it appears that Vice President-elect Mike Pence is making the calls to Capitol Hill.</w:t>
+        <w:t>Not long after Ms. Khouri finished her script and showed it to a friend for comment, it became the talk of Hollywood -- or at least the talk of agents with female clients. The script made its way to Mr. Scott, who has directed such glossy fare as "Alien," "Blade Runner" and "Black Rain," and quickly attracted the attention of four studios and big stars like Goldie Hawn, Cher and Michelle Pfeiffer before ending up at MGM/Pathe , which promised not to force Ms. Khouri and Mr. Scott to tinker with the script or change the dramatic conclusion.</w:t>
         <w:br/>
-        <w:t xml:space="preserve">  ''Nobody really knows,'' former Speaker John Boehner said of Mr. Trump's agenda in an interview with CNBC. He added, ''He is barely a Republican. He could barely be a Democrat as well. Nobody really knows where he is going.''</w:t>
+        <w:t>"I had been hearing about this great script with not one but two great parts for women, which is a very unusual event," said Ms. Davis, who ended up in the role of Thelma. "I first saw it about a year before we began shooting and just loved both the parts. It's not often you see parts for two fully realized women characters and have a movie be about women's adventures and journeys."</w:t>
         <w:br/>
-        <w:t xml:space="preserve">  Other Republicans were generally positive about the prospects of a government in their full control, in spite of the early signs of a bumpy transition. Most Republicans said they knew nothing about Mr. Bannon and had little knowledge of his background. ''I really have only met him once,'' said Representative Peter King, Republican of New York. ''People I've spoken to in the campaign have a high regard for him. That's really all I know.''</w:t>
+        <w:t>Ms. Khouri, 33 years old, is no stranger to the world of working-class Southern women portrayed in "Thelma and Louise." She grew up in Paducah, Ky., and majored in drama at Purdue University. She has supported herself as a receptionist, salesclerk and waitress in "restaurants and bars in Nashville and out here when I needed something to fall back on." She says she has endured the condescension and many of the same slights that so infuriate Thelma and Louise.</w:t>
         <w:br/>
-        <w:t xml:space="preserve">  There were also clear signs that not all of Mr. Trump's appointments and legislative notions would get unanimous support from his party.</w:t>
+        <w:t>"From the way she writes, you could tell she knew these characters inside out," said Ms. Davis, who won an Academy Award as best supporting actress for "The Accidental Tourist" in 1988. "I knew that if I needed to find out the color of the toothpaste Thelma used, I could call Callie and she would know."</w:t>
         <w:br/>
-        <w:t xml:space="preserve">  Senator Rand Paul, Republican of Kentucky, spoke out against the possibilities of either Rudolph W. Giuliani or John Bolton as nominees for secretary of state.</w:t>
+        <w:t xml:space="preserve"> </w:t>
         <w:br/>
-        <w:t xml:space="preserve">  ''Bolton is a longtime member of the failed Washington elite that Trump vowed to oppose, hellbent on repeating virtually every foreign policy mistake the U.S. has made in the last 15 years,'' Mr. Paul wrote in an editorial.</w:t>
+        <w:t>What Every Woman Knows</w:t>
         <w:br/>
-        <w:t xml:space="preserve">  Senator Lindsey Graham, Republican of South Carolina, said he supported much of Mr. Trump's agenda, but was also critical of his views on Russia and many of his previous policy proposals on immigration.</w:t>
+        <w:t xml:space="preserve"> Unlike Thelma and Louise, Ms. Khouri said she had never been raped. But, she said: "I've definitely felt threatened. I've found myself in situations where saying no was not doing the trick, and I didn't have a gun. It's horrible."</w:t>
         <w:br/>
-        <w:t xml:space="preserve">  ''I will not vote for a bill that treats a grandmother and a drug dealer the same,'' Mr. Graham said.</w:t>
+        <w:t>For that reason, she thinks the controversial scene in which Louise kills Thelma's assailant "is a very cathartic scene for women."</w:t>
         <w:br/>
-        <w:t xml:space="preserve">  Get politics and Washington news updates via Facebook, Twitter and in the Morning Briefing newsletter.</w:t>
+        <w:t>So, she says, is the scene in which Thelma and Louise take revenge on a truck driver who has been harassing them and making lewd gestures by shooting up his gasoline truck. The scene has also drawn a strong reaction from both women and men. "It's definitely accurate," said Mimi Polk, who produced the film with Mr. Scott. "I've driven from Minnesota to Florida with eight girls, and believe you me, those guys exist and are pretty rude."</w:t>
         <w:br/>
+        <w:t>Ms. Khouri added: "There is not a woman in the world who has not dealt with that guy. He is out there in force, but when you're walking down the street and guys do that, what you're supposed to do as a woman is ignore it."</w:t>
         <w:br/>
-        <w:t>http://www.nytimes.com/2016/11/16/us/politics/congress-paul-ryan.html</w:t>
+        <w:t xml:space="preserve"> </w:t>
+        <w:br/>
+        <w:t>Making Up for '99 Percent'</w:t>
+        <w:br/>
+        <w:t xml:space="preserve"> Ms. Khouri takes exception, however, to assertions that she has created no sympathetic male characters in "Thelma and Louise" and has gone out of her way to portray men as bullies, nags, betrayers, thieves and liars. The detective played by Harvey Keitel is "the moral sense of the audience," she said. "He is us."</w:t>
+        <w:br/>
+        <w:t>"You can't do a movie without villains," she added. "You have to have something for the heroines, or antiheroines, to go up against, and I wasn't going to contrive some monstrous female."</w:t>
+        <w:br/>
+        <w:t>Along with Ms. Khouri, Ms. Davis said she feels a certain sense that turnabout is fair play. "Even if this were the most man-bashing movie ever made, saying, 'Let's all us women get guns and kill men,' it wouldn't even begin to make up for the 99 percent of all movies where the women are there to be caricatured as bimbos or to be skinned and decapitated," Ms. Davis said. "If you're feeling threatened, you're identifying with the wrong character."</w:t>
         <w:br/>
         <w:br/>
         <w:t>Graphic</w:t>
@@ -100,7 +109,7 @@
         <w:br/>
         <w:t xml:space="preserve"> </w:t>
         <w:br/>
-        <w:t>PHOTO: From left, Representative Kevin McCarthy of California, Speaker Paul D. Ryan of Wisconsin and Representative Steve Scalise of Louisiana after House Republicans met on Tuesday. (PHOTOGRAPH BY AL DRAGO/THE NEW YORK TIMES)</w:t>
+        <w:t>Photos: Above, Geena Davis, right, and Susan Sarandon in "Thelma and Louise." Callie Khouri, left, who wrote the screenplay, describes the film as "a movie about outlaws" that should not be judged in terms of feminism. (MGM/Pathe &amp; Bart Bartholomew for The New York Times)</w:t>
       </w:r>
     </w:p>
     <w:sectPr>

--- a/example_articles/states/Kentucky/1.states_Kentucky_New_York_Times.docx
+++ b/example_articles/states/Kentucky/1.states_Kentucky_New_York_Times.docx
@@ -7,7 +7,7 @@
         <w:pStyle w:val="Heading1"/>
       </w:pPr>
       <w:r>
-        <w:t>The Third Woman of 'Thelma and Louise'</w:t>
+        <w:t>What Makes the Far Right Tick?; Nonfiction</w:t>
       </w:r>
     </w:p>
     <w:p>
@@ -17,17 +17,17 @@
     </w:p>
     <w:p>
       <w:r>
-        <w:t>Date: 1991-06-05</w:t>
+        <w:t>Date: 2024-09-10</w:t>
       </w:r>
     </w:p>
     <w:p>
       <w:r>
-        <w:t>Section: Section C;; Section C; Page 21; Column 3; Cultural Desk; Column 3;</w:t>
+        <w:t>Section: BOOKS; review</w:t>
       </w:r>
     </w:p>
     <w:p>
       <w:r>
-        <w:t>Source file: NYT/51.DOCX</w:t>
+        <w:t>Source file: NYT/2.DOCX</w:t>
       </w:r>
     </w:p>
     <w:p>
@@ -49,67 +49,37 @@
     </w:p>
     <w:p>
       <w:r>
-        <w:t>One day in late 1987, Callie Khouri, a producer of pop-music videos who had never written a film script, picked up her notebook and wrote: "Screenplay idea: two women go on a crime spree. They're leaving town, both leaving behind their jobs and families. They kill a guy, rob a store, get hooked up with a young guy."</w:t>
+        <w:t>STOLEN PRIDE: Loss, Shame, and the Rise of the Right, by Arlie Russell Hochschild</w:t>
         <w:br/>
-        <w:t>The odds were stacked against her, but Ms. Khouri's initial jottings found their way to the screen as "Thelma and Louise," starring Susan Sarandon and Geena Davis as a pair of Arkansas women on the lam from the law and the men in their lives. Giving a feminine twist to a pair of all-too-familiar Hollywood genres, the road picture and the buddy picture, the film has received outstanding reviews and quickly become an audience favorite, earning $12 million in less than two weeks.</w:t>
+        <w:t>On an unseasonably hot day in April 2017, a caravan of vehicles full of white supremacists rolled into Pikeville, Ky. The neo-Nazis, Knights of the Ku Klux Klan and other self-described racists were emboldened by the election of Donald Trump and dressed to the hilt with jackboots, shields, sunglasses and firearms. They had come to recruit from America's whitest congressional district, which is also one of its poorest and most conservative.</w:t>
         <w:br/>
-        <w:t>But "Thelma and Louise," directed by Ridley Scott, is more than simply the first sleeper hit of the summer movie season or a personal triumph for Ms. Khouri. It has also, to her astonishment, become the center of a growing polemic. Gossip columnists, talk-show hosts and a slew of others have attacked it for what they say is gratuitous violence, for its poor female role models and for deliberately presenting men in the worst possible light.</w:t>
+        <w:t>In "Stolen Pride," the Berkeley professor emerita Arlie Russell Hochschild uses reactions to the white supremacist march as a window into the political and sociological shifts that have transformed the country. As she writes, "It occurred to me that a close look at this vulnerable patch of red America — Kentucky's Fifth Congressional District — might offer clues to red America as a whole, and indeed to the winds of white nationalism blowing around the world."</w:t>
         <w:br/>
-        <w:t xml:space="preserve"> </w:t>
+        <w:t>"Stolen Pride" is a sequel to Hochschild's lauded "Strangers in Their Own Land," which focused on working-class Louisiana supporters of the Tea Party during the Obama administration. That earlier book arrived in the months before Trump's 2016 presidential win and was held up as key to understanding the constituency that had sent him to the White House. In her new book, Hochschild delves into Appalachia, the American region featured by Trump's vice-presidential pick JD Vance in his memoir, "Hillbilly Elegy."</w:t>
         <w:br/>
-        <w:t>Feminism or Male-Bashing?</w:t>
+        <w:t>This means that "Stolen Pride" will almost certainly be used by commentators to decode the sentiments of conservatives this election too. (Indeed, Hochschild herself launched this process with a recent essay in The Wall Street Journal.) What differentiates "Stolen Pride" from the glut of other commentary on Trump voters is Hochschild's sustained attention to the economic and cultural factors influencing their emotions — especially their pride and shame. As Hochschild sees it, the residents of Pikeville are trapped in a "pride paradox."</w:t>
         <w:br/>
-        <w:t xml:space="preserve"> "I hear people getting their knickers in a big twist about what this movie is supposed to be," Ms. Khouri said in an interview the other day at her home here. "There's so much talk about whether it's a feminist screenplay, whether it's a male-bashing movie. It's none of those things. I am a feminist, so clearly it is going to have my point of view. But this is a movie about outlaws, and it's not fair to judge it in terms of feminism."</w:t>
+        <w:t>"On one hand, rural KY-5 Republicans felt fierce pride in hard work and personal responsibility," she writes. "On the other hand, their beleaguered economy" — hollowed out by the decline of the coal industry, globalization and other economic shifts that favor urban Democratic America — "greatly lowered their chance of success and vulnerability to shame." Trump, Hochschild theorizes, offered these voters a way out by telling them to be proud of themselves and blame others — liberals, immigrants, the federal government — for their failures.</w:t>
         <w:br/>
-        <w:t>"People say Thelma and Louise are not role models," she continued. "Well, they were never intended as role models, for God's sake. I don't want anybody doing anything they saw in this movie. They are outlaws who should be punished and are. I do not justify their actions."</w:t>
+        <w:t>In "Stolen Pride," Hochschild updates the core of her previous book, what she calls her subjects' "deep story" — the emotional narrative that they use to explain their lives. In this story, Hochschild explains, white, blue-collar conservatives feel that they had been waiting in line for the American dream only to have Democratic constituencies — educated women and minorities, for example — cut ahead of them. In "Stolen Pride," Hochschild elaborates that those voters saw Barack Obama as a bully helping the line-cutters advance. Trump then emerged as the "good bully" who was strong enough to fight back.</w:t>
         <w:br/>
-        <w:t>Ms. Khouri credits her husband, the writer and producer David Warfield, for originating what she thinks is the most accurate description of "Thelma and Louise": '9 to 5' meets 'Easy Rider.' " That a controversy has erupted around her film, and not the countless others like it that have featured male characters breaking all the rules, smacks of a double standard, she said.</w:t>
+        <w:t>Hochschild argues that Trump swindled the people of Pikeville by tapping into their frustrations as Democratic urban areas became more prosperous. Their losses created "a sense of plausibility" that things — Hochschild lists Appalachian land, good jobs, community and, finally, their pride — had been taken from them. The president's rhetoric, she writes, tilted their "emotional needle from 'loss' to 'stolen,'" and wove their indignation "into a master narrative."</w:t>
         <w:br/>
-        <w:t>"Here we are in an age when a guy like Andrew Dice Clay is filling Madison Square Garden, and they're asking me if I'm writing a feminist revenge flick," she said incredulously. "It just seems ludicrous in the face of all that's going on out there to ask whether this is hostile toward men. I don't think that it is. I think it is hostile toward idiots."</w:t>
+        <w:t>At its best, "Stolen Pride" has an authority earned through seven years of research. Hochschild knows the class difference between living on a ridgeline and at the bottom of a holler. She cites the lyrics of the subgenre hillbilly rap, academic studies, extensive political polling data and local historical plaques. In profiling subjects from Pikeville's many social strata — from a white nationalist to a recovering opioid addict to the local imam — Hochschild achieves a kaleidoscopic effect, in which the viewpoints of residents do merge, as she intended, to effectively represent the whole.</w:t>
         <w:br/>
-        <w:t>The "Thelma and Louise" script was, in fact, a conscious effort to counter what Ms. Khouri said she sees as Hollywood's tendency to limit women's roles to easily identifiable types such as "bimbos, whores and nagging wives." Writing over a six-month period while continuing to produce pop-music videos, occasionally consulting a how-to-write-a-screenplay book for guidance, Ms. Khouri strove for a delicate balance of humor and social commentary.</w:t>
+        <w:t>Her compassion is tangible. The most effective of her myriad tools is simply listening to those whose life stories don't often get heard in the national conversation. Letting them work through their complicated circumstances and feelings in interviews that run for pages results in the opposite of sound bites and allows the people of Pikeville to come alive rather than flattening into political tropes.</w:t>
         <w:br/>
-        <w:t>"I did want the movie to be fun, and for people to laugh," she said. "But I also wanted, as a woman, to walk out of the theater not feeling dirty and worthless, for a change, not feeling like I had compromised the character of women, because that is one area where women really get shortchanged in movies. So many times you go to the movies, and what woman up there would you want to be? None of them."</w:t>
+        <w:t>Ironically, I have to reduce such long passages to a single quote to fit this review, but it's worth highlighting the shading and nuance her interviews convey even briefly. "If you're white and poor, people think, 'What's wrong with you that you're stuck at the bottom?'" one financially struggling white man told Hochschild as he grappled with the "pride paradox." "If I just look at my own life, I came from nothing and I got to nothing and I'm not a victim of racism because I'm white. So, to most Americans, I'm less than nothing. If it's such a privilege to be born a white male, what could explain me except my own personal failure?"</w:t>
         <w:br/>
-        <w:t>An inveterate filmgoer, Ms. Khouri vividly recalls some experiences with particular distaste. She was appalled, she said, by "Beverly Hills Cop II," particularly "when that guy is being chased around by Brigitte Nielsen, and he finally shoots her in the head and says, 'Women!' The audience went crazy. It's not that it offended me; it scared me."</w:t>
+        <w:t>Hochschild gets a lot right. Still, as an investigative journalist who covers the MAGA movement, her portrayal of Trump's America sometimes felt incomplete to me. She mentions how a pastor was radicalized by the QAnon conspiracy theory on the Telegram app, but such online worlds, which can become realer for their believers than the physical world, aren't captured here with the same concrete specificity as what's happening on the dusty back roads of small-town Kentucky. And her portrayals of the wounded masculine pride and white nationalism that she suggests drive some Trump voters can feel chilly, distanced by sociological and psychological analysis; in person, such emotions are palpably volcanic.</w:t>
         <w:br/>
-        <w:t>Not long after Ms. Khouri finished her script and showed it to a friend for comment, it became the talk of Hollywood -- or at least the talk of agents with female clients. The script made its way to Mr. Scott, who has directed such glossy fare as "Alien," "Blade Runner" and "Black Rain," and quickly attracted the attention of four studios and big stars like Goldie Hawn, Cher and Michelle Pfeiffer before ending up at MGM/Pathe , which promised not to force Ms. Khouri and Mr. Scott to tinker with the script or change the dramatic conclusion.</w:t>
+        <w:t>I finished "Stolen Pride" nagged by the sense that she wasn't giving us the full picture — most of all, of her own place in it as a retired professor from the University of California, Berkeley embedding in Pikeville to explain its residents to themselves and the nation. It's a position that I suspect triggered at least some stereotypes that conservatives have about liberals thinking they know better. And yet her ethnography is frictionless. There is none of the grinding of opposing viewpoints so common during this contentious political time. There is little sense of what they thought of her and her project.</w:t>
         <w:br/>
-        <w:t>"I had been hearing about this great script with not one but two great parts for women, which is a very unusual event," said Ms. Davis, who ended up in the role of Thelma. "I first saw it about a year before we began shooting and just loved both the parts. It's not often you see parts for two fully realized women characters and have a movie be about women's adventures and journeys."</w:t>
+        <w:t>Instead, Hochschild has produced a seamless election-season-ready explanation of conservatism that might be just a little too neat. What, I kept wondering, would her subjects say was her "deep story"? And would including that viewpoint in her book have destabilized its carefully engineered explanations? If America is increasingly divided into two countries, one liberal and one conservative, what would it have meant to compare their two deep stories in one narrative rather than have one side tell the other how it is?</w:t>
         <w:br/>
-        <w:t>Ms. Khouri, 33 years old, is no stranger to the world of working-class Southern women portrayed in "Thelma and Louise." She grew up in Paducah, Ky., and majored in drama at Purdue University. She has supported herself as a receptionist, salesclerk and waitress in "restaurants and bars in Nashville and out here when I needed something to fall back on." She says she has endured the condescension and many of the same slights that so infuriate Thelma and Louise.</w:t>
+        <w:t>STOLEN PRIDE: Loss, Shame, and the Rise of the Right | By Arlie Russell Hochschild | The New Press | 383 pp. | $30.99</w:t>
         <w:br/>
-        <w:t>"From the way she writes, you could tell she knew these characters inside out," said Ms. Davis, who won an Academy Award as best supporting actress for "The Accidental Tourist" in 1988. "I knew that if I needed to find out the color of the toothpaste Thelma used, I could call Callie and she would know."</w:t>
-        <w:br/>
-        <w:t xml:space="preserve"> </w:t>
-        <w:br/>
-        <w:t>What Every Woman Knows</w:t>
-        <w:br/>
-        <w:t xml:space="preserve"> Unlike Thelma and Louise, Ms. Khouri said she had never been raped. But, she said: "I've definitely felt threatened. I've found myself in situations where saying no was not doing the trick, and I didn't have a gun. It's horrible."</w:t>
-        <w:br/>
-        <w:t>For that reason, she thinks the controversial scene in which Louise kills Thelma's assailant "is a very cathartic scene for women."</w:t>
-        <w:br/>
-        <w:t>So, she says, is the scene in which Thelma and Louise take revenge on a truck driver who has been harassing them and making lewd gestures by shooting up his gasoline truck. The scene has also drawn a strong reaction from both women and men. "It's definitely accurate," said Mimi Polk, who produced the film with Mr. Scott. "I've driven from Minnesota to Florida with eight girls, and believe you me, those guys exist and are pretty rude."</w:t>
-        <w:br/>
-        <w:t>Ms. Khouri added: "There is not a woman in the world who has not dealt with that guy. He is out there in force, but when you're walking down the street and guys do that, what you're supposed to do as a woman is ignore it."</w:t>
-        <w:br/>
-        <w:t xml:space="preserve"> </w:t>
-        <w:br/>
-        <w:t>Making Up for '99 Percent'</w:t>
-        <w:br/>
-        <w:t xml:space="preserve"> Ms. Khouri takes exception, however, to assertions that she has created no sympathetic male characters in "Thelma and Louise" and has gone out of her way to portray men as bullies, nags, betrayers, thieves and liars. The detective played by Harvey Keitel is "the moral sense of the audience," she said. "He is us."</w:t>
-        <w:br/>
-        <w:t>"You can't do a movie without villains," she added. "You have to have something for the heroines, or antiheroines, to go up against, and I wasn't going to contrive some monstrous female."</w:t>
-        <w:br/>
-        <w:t>Along with Ms. Khouri, Ms. Davis said she feels a certain sense that turnabout is fair play. "Even if this were the most man-bashing movie ever made, saying, 'Let's all us women get guns and kill men,' it wouldn't even begin to make up for the 99 percent of all movies where the women are there to be caricatured as bimbos or to be skinned and decapitated," Ms. Davis said. "If you're feeling threatened, you're identifying with the wrong character."</w:t>
-        <w:br/>
-        <w:br/>
-        <w:t>Graphic</w:t>
-        <w:br/>
-        <w:br/>
-        <w:t xml:space="preserve"> </w:t>
-        <w:br/>
-        <w:t>Photos: Above, Geena Davis, right, and Susan Sarandon in "Thelma and Louise." Callie Khouri, left, who wrote the screenplay, describes the film as "a movie about outlaws" that should not be judged in terms of feminism. (MGM/Pathe &amp; Bart Bartholomew for The New York Times)</w:t>
+        <w:t>PHOTO: White supremacists in Pikeville, Ky., in 2017. (PHOTOGRAPH BY Daniel Shular FOR THE NEW YORK TIMES)</w:t>
       </w:r>
     </w:p>
     <w:sectPr>
